--- a/artifacts/docx/VERSION_MAP.docx
+++ b/artifacts/docx/VERSION_MAP.docx
@@ -216,7 +216,7 @@
           </w:tcPr>
           <w:p>
             <w:r>
-              <w:t>`A1-C130`</w:t>
+              <w:t>`A1-C127`</w:t>
             </w:r>
           </w:p>
         </w:tc>
@@ -238,7 +238,7 @@
           </w:tcPr>
           <w:p>
             <w:r>
-              <w:t>`C131`</w:t>
+              <w:t>`C128`</w:t>
             </w:r>
           </w:p>
         </w:tc>
@@ -13346,7 +13346,7 @@
           </w:tcPr>
           <w:p>
             <w:r>
-              <w:t>`C130`</w:t>
+              <w:t>`C127`</w:t>
             </w:r>
           </w:p>
         </w:tc>
@@ -13489,7 +13489,7 @@
     <w:p/>
     <w:p>
       <w:r>
-        <w:t>`C131` is the next batch. Its content determines its tier after it</w:t>
+        <w:t>`C128` is the next batch. Its content determines its tier after it</w:t>
       </w:r>
     </w:p>
     <w:p>
@@ -13515,7 +13515,7 @@
           </w:tcPr>
           <w:p>
             <w:r>
-              <w:t>If C131 is</w:t>
+              <w:t>If C128 is</w:t>
             </w:r>
           </w:p>
         </w:tc>
